--- a/Development.docx
+++ b/Development.docx
@@ -145,7 +145,7 @@
           <w:szCs w:val="28"/>
           <w:lang w:val="kk-KZ"/>
         </w:rPr>
-        <w:t>Контейнерлеу (Docker): Жүйенің кез келген серверде (Linux/Windows) бірдей жұмыс істеуі үшін ол Docker контейнерлерxіне салынды. Бұл «менің компьютерімде істеп тұр еді, серверде істемей қалды» деген мәселені толық шешеді.</w:t>
+        <w:t>Контейнерлеу: Жүйенің кез келген серверде (Linux/Windows) бірдей жұмыс істеуі үшін ол Docker контейнерлерxіне салынды. Бұл «менің компьютерімде істеп тұр еді, серверде істемей қалды» деген мәселені толық шешеді.</w:t>
       </w:r>
     </w:p>
     <w:p>

--- a/Development.docx
+++ b/Development.docx
@@ -290,7 +290,7 @@
           <w:szCs w:val="28"/>
           <w:lang w:val="kk-KZ"/>
         </w:rPr>
-        <w:t>Жүйенің есептеуіш өзегі OpenAI Whisper (Large-v3) моделіне негізделген. Бұл модельді тиімді басқару үшін Faster-Whisper кітапханасы қолданылды. Ол C++ тіліндегі CTranslate2 қозғалтқышын пайдаланады, бұл стандартты Whisper-мен салыстырғанда транскрипция жылдамдығын 4 есе арттырып, бейнежадыны (VRAM) 2 есе аз тұтынуға мүмкіндік берді.</w:t>
+        <w:t>Жүйенің есептеуіш өзегі OpenAI Whisper (Large-v3) моделіне негізделген. Бұл модельді тиімді басқару үшін Faster-Whisper кітапханасы қолданылды. Ол C++ тіліндегі CTranslate2 қозғалтқышын пайдаланады, бұл стандартты Whisper-мен салыстырғанда транскрипция жылдамдығын 4 есе арттырып, бейнежадыны 2 есе аз тұтынуға мүмкіндік берді.</w:t>
       </w:r>
     </w:p>
     <w:p>
